--- a/kikakusho/kikakusho-project/clients/新日本リプラス/out/絵コンテ_企画004_密着_営業_新日本リプラス.docx
+++ b/kikakusho/kikakusho-project/clients/新日本リプラス/out/絵コンテ_企画004_密着_営業_新日本リプラス.docx
@@ -29,7 +29,7 @@
           <w:sz w:val="28"/>
           <w:szCs w:val="28"/>
         </w:rPr>
-        <w:t xml:space="preserve">買取営業の1日(密着)</w:t>
+        <w:t xml:space="preserve">売らない営業マンの1日(密着)</w:t>
       </w:r>
     </w:p>
     <w:p>
@@ -42,7 +42,7 @@
           <w:sz w:val="19"/>
           <w:szCs w:val="19"/>
         </w:rPr>
-        <w:t xml:space="preserve">想定49秒 13カット 縦型9:16 1日密着(時刻テロップ+場面転換)</w:t>
+        <w:t xml:space="preserve">想定45秒 13カット 縦型9:16 1日密着(時刻テロップ+場面転換)</w:t>
       </w:r>
     </w:p>
     <w:p>
@@ -242,7 +242,7 @@
           <w:sz w:val="19"/>
           <w:szCs w:val="19"/>
         </w:rPr>
-        <w:t xml:space="preserve">時刻と行動名を画面の真ん中に大きく出す。上に「買取営業の1日」を固定する。字幕は話し言葉で出す。</w:t>
+        <w:t xml:space="preserve">時刻と行動名を画面の真ん中に大きく出す。上に「売らない営業マンの1日」を固定する。ナレーションは本人の声で、話し言葉にする。</w:t>
       </w:r>
     </w:p>
     <w:p>
@@ -271,7 +271,20 @@
           <w:sz w:val="20"/>
           <w:szCs w:val="20"/>
         </w:rPr>
-        <w:t xml:space="preserve">C-01　テロップ:買取営業の1日</w:t>
+        <w:t xml:space="preserve">C-01　テロップ:売らない営業マンの1日</w:t>
+      </w:r>
+    </w:p>
+    <w:p>
+      <w:pPr>
+        <w:spacing w:after="30" w:before="0"/>
+      </w:pPr>
+      <w:r>
+        <w:rPr>
+          <w:rFonts w:ascii="Noto Sans CJK JP" w:cs="Noto Sans CJK JP" w:eastAsia="Noto Sans CJK JP" w:hAnsi="Noto Sans CJK JP"/>
+          <w:sz w:val="20"/>
+          <w:szCs w:val="20"/>
+        </w:rPr>
+        <w:t xml:space="preserve">C-01　ナレーション:ぼくの仕事、モノを売りません</w:t>
       </w:r>
     </w:p>
     <w:p>
@@ -297,7 +310,7 @@
           <w:sz w:val="20"/>
           <w:szCs w:val="20"/>
         </w:rPr>
-        <w:t xml:space="preserve">C-02　ナレーション:おはようございます。今日は2件、訪問します</w:t>
+        <w:t xml:space="preserve">C-02　ナレーション:今日は、2件まわります</w:t>
       </w:r>
     </w:p>
     <w:p>
@@ -323,7 +336,7 @@
           <w:sz w:val="20"/>
           <w:szCs w:val="20"/>
         </w:rPr>
-        <w:t xml:space="preserve">C-03　ナレーション:パレットやケースが余っていないか、電話で聞きます</w:t>
+        <w:t xml:space="preserve">C-03　ナレーション:「パレット、余ってませんか?」って電話します</w:t>
       </w:r>
     </w:p>
     <w:p>
@@ -362,7 +375,7 @@
           <w:sz w:val="20"/>
           <w:szCs w:val="20"/>
         </w:rPr>
-        <w:t xml:space="preserve">C-05　テロップ:訪問・現物確認</w:t>
+        <w:t xml:space="preserve">C-05　テロップ:現物確認</w:t>
       </w:r>
     </w:p>
     <w:p>
@@ -375,7 +388,7 @@
           <w:sz w:val="20"/>
           <w:szCs w:val="20"/>
         </w:rPr>
-        <w:t xml:space="preserve">C-05　ナレーション:種類と数と状態を、その場で確認します</w:t>
+        <w:t xml:space="preserve">C-05　ナレーション:種類と数と状態を見て、買い取る値段を考えます</w:t>
       </w:r>
     </w:p>
     <w:p>
@@ -388,7 +401,20 @@
           <w:sz w:val="20"/>
           <w:szCs w:val="20"/>
         </w:rPr>
-        <w:t xml:space="preserve">C-06　ナレーション:物流センター長さんや、工場長さんと話すことが多いです</w:t>
+        <w:t xml:space="preserve">C-06　ナレーション:相手は、物流センター長さんや工場長さん</w:t>
+      </w:r>
+    </w:p>
+    <w:p>
+      <w:pPr>
+        <w:spacing w:after="30" w:before="0"/>
+      </w:pPr>
+      <w:r>
+        <w:rPr>
+          <w:rFonts w:ascii="Noto Sans CJK JP" w:cs="Noto Sans CJK JP" w:eastAsia="Noto Sans CJK JP" w:hAnsi="Noto Sans CJK JP"/>
+          <w:sz w:val="20"/>
+          <w:szCs w:val="20"/>
+        </w:rPr>
+        <w:t xml:space="preserve">C-06　ナレーション:お金を払う側なので、話を聞いてもらいやすいです(仮案)</w:t>
       </w:r>
     </w:p>
     <w:p>
@@ -414,7 +440,7 @@
           <w:sz w:val="20"/>
           <w:szCs w:val="20"/>
         </w:rPr>
-        <w:t xml:space="preserve">C-07　ナレーション:お昼は外で食べることが多いです(仮案)</w:t>
+        <w:t xml:space="preserve">C-07　ナレーション:お昼は外で(仮案)</w:t>
       </w:r>
     </w:p>
     <w:p>
@@ -440,7 +466,7 @@
           <w:sz w:val="20"/>
           <w:szCs w:val="20"/>
         </w:rPr>
-        <w:t xml:space="preserve">C-08　ナレーション:買取の価格を出して、見積を作ります</w:t>
+        <w:t xml:space="preserve">C-08　ナレーション:買取の見積を作ります</w:t>
       </w:r>
     </w:p>
     <w:p>
@@ -453,7 +479,7 @@
           <w:sz w:val="20"/>
           <w:szCs w:val="20"/>
         </w:rPr>
-        <w:t xml:space="preserve">C-09　テロップ:見積・交渉</w:t>
+        <w:t xml:space="preserve">C-09　テロップ:成約</w:t>
       </w:r>
     </w:p>
     <w:p>
@@ -466,7 +492,7 @@
           <w:sz w:val="20"/>
           <w:szCs w:val="20"/>
         </w:rPr>
-        <w:t xml:space="preserve">C-09　ナレーション:決まれば、定期的に回収に行く取引先になります</w:t>
+        <w:t xml:space="preserve">C-09　ナレーション:決まったら、ここから定期的に回収に行きます</w:t>
       </w:r>
     </w:p>
     <w:p>
@@ -479,7 +505,20 @@
           <w:sz w:val="20"/>
           <w:szCs w:val="20"/>
         </w:rPr>
-        <w:t xml:space="preserve">C-10　ナレーション:回収はドライバーチームの仕事。営業は商談に集中できます</w:t>
+        <w:t xml:space="preserve">C-09　テロップ:このお客さんが、ずっと続く</w:t>
+      </w:r>
+    </w:p>
+    <w:p>
+      <w:pPr>
+        <w:spacing w:after="30" w:before="0"/>
+      </w:pPr>
+      <w:r>
+        <w:rPr>
+          <w:rFonts w:ascii="Noto Sans CJK JP" w:cs="Noto Sans CJK JP" w:eastAsia="Noto Sans CJK JP" w:hAnsi="Noto Sans CJK JP"/>
+          <w:sz w:val="20"/>
+          <w:szCs w:val="20"/>
+        </w:rPr>
+        <w:t xml:space="preserve">C-10　ナレーション:回収はドライバーチームの仕事。ぼくは次の商談へ</w:t>
       </w:r>
     </w:p>
     <w:p>
@@ -505,7 +544,7 @@
           <w:sz w:val="20"/>
           <w:szCs w:val="20"/>
         </w:rPr>
-        <w:t xml:space="preserve">C-11　ナレーション:先輩に今日の商談を報告します</w:t>
+        <w:t xml:space="preserve">C-11　ナレーション:先輩に報告。別の拠点も紹介してもらえそう(仮案)</w:t>
       </w:r>
     </w:p>
     <w:p>
@@ -531,7 +570,7 @@
           <w:sz w:val="20"/>
           <w:szCs w:val="20"/>
         </w:rPr>
-        <w:t xml:space="preserve">C-12　ナレーション:土日祝はお休み。年間休日は123日です</w:t>
+        <w:t xml:space="preserve">C-12　ナレーション:土日祝は休み。年間休日123日です</w:t>
       </w:r>
     </w:p>
     <w:p>
@@ -544,7 +583,7 @@
           <w:sz w:val="20"/>
           <w:szCs w:val="20"/>
         </w:rPr>
-        <w:t xml:space="preserve">C-13　新日本リプラスでは、営業を募集中です!</w:t>
+        <w:t xml:space="preserve">C-13　売らない営業、やってみませんか?</w:t>
       </w:r>
     </w:p>
     <w:p>
@@ -625,7 +664,7 @@
           <w:sz w:val="19"/>
           <w:szCs w:val="19"/>
         </w:rPr>
-        <w:t xml:space="preserve">・訪問先を撮れない場合は、社用車の中や移動中のカットで代える。</w:t>
+        <w:t xml:space="preserve">・訪問先を撮れない場合は、社用車の中や工場のパレット置き場で代える。</w:t>
       </w:r>
     </w:p>
     <w:p>
@@ -642,7 +681,7 @@
           <w:sz w:val="22"/>
           <w:szCs w:val="22"/>
         </w:rPr>
-        <w:t xml:space="preserve">企画004 買取営業の1日(密着) C-01〜C-03</w:t>
+        <w:t xml:space="preserve">企画004 売らない営業マンの1日(密着) C-01〜C-03</w:t>
       </w:r>
     </w:p>
     <w:tbl>
@@ -948,7 +987,22 @@
                 <w:sz w:val="22"/>
                 <w:szCs w:val="22"/>
               </w:rPr>
-              <w:t xml:space="preserve">テロップ:買取営業の1日</w:t>
+              <w:t xml:space="preserve">テロップ:売らない営業マンの1日</w:t>
+            </w:r>
+          </w:p>
+          <w:p>
+            <w:pPr>
+              <w:spacing w:after="40" w:before="0" w:line="280"/>
+            </w:pPr>
+            <w:r>
+              <w:rPr>
+                <w:rFonts w:ascii="Noto Sans CJK JP" w:cs="Noto Sans CJK JP" w:eastAsia="Noto Sans CJK JP" w:hAnsi="Noto Sans CJK JP"/>
+                <w:b w:val="false"/>
+                <w:bCs w:val="false"/>
+                <w:sz w:val="20"/>
+                <w:szCs w:val="20"/>
+              </w:rPr>
+              <w:t xml:space="preserve">ナレーション:ぼくの仕事、モノを売りません</w:t>
             </w:r>
           </w:p>
         </w:tc>
@@ -1251,7 +1305,7 @@
                 <w:sz w:val="20"/>
                 <w:szCs w:val="20"/>
               </w:rPr>
-              <w:t xml:space="preserve">ナレーション:おはようございます。今日は2件、訪問します</w:t>
+              <w:t xml:space="preserve">ナレーション:今日は、2件まわります</w:t>
             </w:r>
           </w:p>
         </w:tc>
@@ -1283,7 +1337,7 @@
                 <w:sz w:val="24"/>
                 <w:szCs w:val="24"/>
               </w:rPr>
-              <w:t xml:space="preserve">4 秒</w:t>
+              <w:t xml:space="preserve">3 秒</w:t>
             </w:r>
           </w:p>
           <w:p>
@@ -1309,7 +1363,7 @@
                 <w:sz w:val="18"/>
                 <w:szCs w:val="18"/>
               </w:rPr>
-              <w:t xml:space="preserve">〜0:06</w:t>
+              <w:t xml:space="preserve">〜0:05</w:t>
             </w:r>
           </w:p>
           <w:p>
@@ -1337,7 +1391,7 @@
                 <w:sz w:val="18"/>
                 <w:szCs w:val="18"/>
               </w:rPr>
-              <w:t xml:space="preserve">0:06</w:t>
+              <w:t xml:space="preserve">0:05</w:t>
             </w:r>
           </w:p>
         </w:tc>
@@ -1554,7 +1608,7 @@
                 <w:sz w:val="20"/>
                 <w:szCs w:val="20"/>
               </w:rPr>
-              <w:t xml:space="preserve">ナレーション:パレットやケースが余っていないか、電話で聞きます</w:t>
+              <w:t xml:space="preserve">ナレーション:「パレット、余ってませんか?」って電話します</w:t>
             </w:r>
           </w:p>
         </w:tc>
@@ -1599,7 +1653,7 @@
                 <w:sz w:val="18"/>
                 <w:szCs w:val="18"/>
               </w:rPr>
-              <w:t xml:space="preserve">0:06</w:t>
+              <w:t xml:space="preserve">0:05</w:t>
             </w:r>
           </w:p>
           <w:p>
@@ -1612,7 +1666,7 @@
                 <w:sz w:val="18"/>
                 <w:szCs w:val="18"/>
               </w:rPr>
-              <w:t xml:space="preserve">〜0:10</w:t>
+              <w:t xml:space="preserve">〜0:09</w:t>
             </w:r>
           </w:p>
           <w:p>
@@ -1640,7 +1694,7 @@
                 <w:sz w:val="18"/>
                 <w:szCs w:val="18"/>
               </w:rPr>
-              <w:t xml:space="preserve">0:10</w:t>
+              <w:t xml:space="preserve">0:09</w:t>
             </w:r>
           </w:p>
         </w:tc>
@@ -1660,7 +1714,7 @@
           <w:sz w:val="22"/>
           <w:szCs w:val="22"/>
         </w:rPr>
-        <w:t xml:space="preserve">企画004 買取営業の1日(密着) C-04〜C-06</w:t>
+        <w:t xml:space="preserve">企画004 売らない営業マンの1日(密着) C-04〜C-06</w:t>
       </w:r>
     </w:p>
     <w:tbl>
@@ -2041,7 +2095,7 @@
                 <w:sz w:val="18"/>
                 <w:szCs w:val="18"/>
               </w:rPr>
-              <w:t xml:space="preserve">0:10</w:t>
+              <w:t xml:space="preserve">0:09</w:t>
             </w:r>
           </w:p>
           <w:p>
@@ -2054,7 +2108,7 @@
                 <w:sz w:val="18"/>
                 <w:szCs w:val="18"/>
               </w:rPr>
-              <w:t xml:space="preserve">〜0:13</w:t>
+              <w:t xml:space="preserve">〜0:12</w:t>
             </w:r>
           </w:p>
           <w:p>
@@ -2082,7 +2136,7 @@
                 <w:sz w:val="18"/>
                 <w:szCs w:val="18"/>
               </w:rPr>
-              <w:t xml:space="preserve">0:13</w:t>
+              <w:t xml:space="preserve">0:12</w:t>
             </w:r>
           </w:p>
         </w:tc>
@@ -2284,7 +2338,7 @@
                 <w:sz w:val="22"/>
                 <w:szCs w:val="22"/>
               </w:rPr>
-              <w:t xml:space="preserve">テロップ:訪問・現物確認</w:t>
+              <w:t xml:space="preserve">テロップ:現物確認</w:t>
             </w:r>
           </w:p>
           <w:p>
@@ -2299,7 +2353,7 @@
                 <w:sz w:val="20"/>
                 <w:szCs w:val="20"/>
               </w:rPr>
-              <w:t xml:space="preserve">ナレーション:種類と数と状態を、その場で確認します</w:t>
+              <w:t xml:space="preserve">ナレーション:種類と数と状態を見て、買い取る値段を考えます</w:t>
             </w:r>
           </w:p>
         </w:tc>
@@ -2331,7 +2385,7 @@
                 <w:sz w:val="24"/>
                 <w:szCs w:val="24"/>
               </w:rPr>
-              <w:t xml:space="preserve">5 秒</w:t>
+              <w:t xml:space="preserve">4 秒</w:t>
             </w:r>
           </w:p>
           <w:p>
@@ -2344,7 +2398,7 @@
                 <w:sz w:val="18"/>
                 <w:szCs w:val="18"/>
               </w:rPr>
-              <w:t xml:space="preserve">0:13</w:t>
+              <w:t xml:space="preserve">0:12</w:t>
             </w:r>
           </w:p>
           <w:p>
@@ -2357,7 +2411,7 @@
                 <w:sz w:val="18"/>
                 <w:szCs w:val="18"/>
               </w:rPr>
-              <w:t xml:space="preserve">〜0:18</w:t>
+              <w:t xml:space="preserve">〜0:16</w:t>
             </w:r>
           </w:p>
           <w:p>
@@ -2385,7 +2439,7 @@
                 <w:sz w:val="18"/>
                 <w:szCs w:val="18"/>
               </w:rPr>
-              <w:t xml:space="preserve">0:18</w:t>
+              <w:t xml:space="preserve">0:16</w:t>
             </w:r>
           </w:p>
         </w:tc>
@@ -2528,7 +2582,7 @@
                 <w:sz w:val="20"/>
                 <w:szCs w:val="20"/>
               </w:rPr>
-              <w:t xml:space="preserve">担当者と話す。顔は映さない。</w:t>
+              <w:t xml:space="preserve">担当者と話す。相手の顔は映さない。</w:t>
             </w:r>
           </w:p>
           <w:p>
@@ -2572,7 +2626,22 @@
                 <w:sz w:val="20"/>
                 <w:szCs w:val="20"/>
               </w:rPr>
-              <w:t xml:space="preserve">ナレーション:物流センター長さんや、工場長さんと話すことが多いです</w:t>
+              <w:t xml:space="preserve">ナレーション:相手は、物流センター長さんや工場長さん</w:t>
+            </w:r>
+          </w:p>
+          <w:p>
+            <w:pPr>
+              <w:spacing w:after="40" w:before="0" w:line="280"/>
+            </w:pPr>
+            <w:r>
+              <w:rPr>
+                <w:rFonts w:ascii="Noto Sans CJK JP" w:cs="Noto Sans CJK JP" w:eastAsia="Noto Sans CJK JP" w:hAnsi="Noto Sans CJK JP"/>
+                <w:b w:val="false"/>
+                <w:bCs w:val="false"/>
+                <w:sz w:val="20"/>
+                <w:szCs w:val="20"/>
+              </w:rPr>
+              <w:t xml:space="preserve">ナレーション:お金を払う側なので、話を聞いてもらいやすいです(仮案)</w:t>
             </w:r>
           </w:p>
         </w:tc>
@@ -2617,7 +2686,7 @@
                 <w:sz w:val="18"/>
                 <w:szCs w:val="18"/>
               </w:rPr>
-              <w:t xml:space="preserve">0:18</w:t>
+              <w:t xml:space="preserve">0:16</w:t>
             </w:r>
           </w:p>
           <w:p>
@@ -2630,7 +2699,7 @@
                 <w:sz w:val="18"/>
                 <w:szCs w:val="18"/>
               </w:rPr>
-              <w:t xml:space="preserve">〜0:22</w:t>
+              <w:t xml:space="preserve">〜0:20</w:t>
             </w:r>
           </w:p>
           <w:p>
@@ -2658,7 +2727,7 @@
                 <w:sz w:val="18"/>
                 <w:szCs w:val="18"/>
               </w:rPr>
-              <w:t xml:space="preserve">0:22</w:t>
+              <w:t xml:space="preserve">0:20</w:t>
             </w:r>
           </w:p>
         </w:tc>
@@ -2678,7 +2747,7 @@
           <w:sz w:val="22"/>
           <w:szCs w:val="22"/>
         </w:rPr>
-        <w:t xml:space="preserve">企画004 買取営業の1日(密着) C-07〜C-09</w:t>
+        <w:t xml:space="preserve">企画004 売らない営業マンの1日(密着) C-07〜C-09</w:t>
       </w:r>
     </w:p>
     <w:tbl>
@@ -3014,7 +3083,7 @@
                 <w:sz w:val="20"/>
                 <w:szCs w:val="20"/>
               </w:rPr>
-              <w:t xml:space="preserve">ナレーション:お昼は外で食べることが多いです(仮案)</w:t>
+              <w:t xml:space="preserve">ナレーション:お昼は外で(仮案)</w:t>
             </w:r>
           </w:p>
         </w:tc>
@@ -3046,7 +3115,7 @@
                 <w:sz w:val="24"/>
                 <w:szCs w:val="24"/>
               </w:rPr>
-              <w:t xml:space="preserve">4 秒</w:t>
+              <w:t xml:space="preserve">3 秒</w:t>
             </w:r>
           </w:p>
           <w:p>
@@ -3059,7 +3128,7 @@
                 <w:sz w:val="18"/>
                 <w:szCs w:val="18"/>
               </w:rPr>
-              <w:t xml:space="preserve">0:22</w:t>
+              <w:t xml:space="preserve">0:20</w:t>
             </w:r>
           </w:p>
           <w:p>
@@ -3072,7 +3141,7 @@
                 <w:sz w:val="18"/>
                 <w:szCs w:val="18"/>
               </w:rPr>
-              <w:t xml:space="preserve">〜0:26</w:t>
+              <w:t xml:space="preserve">〜0:23</w:t>
             </w:r>
           </w:p>
           <w:p>
@@ -3100,7 +3169,7 @@
                 <w:sz w:val="18"/>
                 <w:szCs w:val="18"/>
               </w:rPr>
-              <w:t xml:space="preserve">0:26</w:t>
+              <w:t xml:space="preserve">0:23</w:t>
             </w:r>
           </w:p>
         </w:tc>
@@ -3317,7 +3386,7 @@
                 <w:sz w:val="20"/>
                 <w:szCs w:val="20"/>
               </w:rPr>
-              <w:t xml:space="preserve">ナレーション:買取の価格を出して、見積を作ります</w:t>
+              <w:t xml:space="preserve">ナレーション:買取の見積を作ります</w:t>
             </w:r>
           </w:p>
         </w:tc>
@@ -3362,7 +3431,7 @@
                 <w:sz w:val="18"/>
                 <w:szCs w:val="18"/>
               </w:rPr>
-              <w:t xml:space="preserve">0:26</w:t>
+              <w:t xml:space="preserve">0:23</w:t>
             </w:r>
           </w:p>
           <w:p>
@@ -3375,7 +3444,7 @@
                 <w:sz w:val="18"/>
                 <w:szCs w:val="18"/>
               </w:rPr>
-              <w:t xml:space="preserve">〜0:30</w:t>
+              <w:t xml:space="preserve">〜0:27</w:t>
             </w:r>
           </w:p>
           <w:p>
@@ -3403,7 +3472,7 @@
                 <w:sz w:val="18"/>
                 <w:szCs w:val="18"/>
               </w:rPr>
-              <w:t xml:space="preserve">0:30</w:t>
+              <w:t xml:space="preserve">0:27</w:t>
             </w:r>
           </w:p>
         </w:tc>
@@ -3546,7 +3615,7 @@
                 <w:sz w:val="20"/>
                 <w:szCs w:val="20"/>
               </w:rPr>
-              <w:t xml:space="preserve">見積を渡して話す。</w:t>
+              <w:t xml:space="preserve">見積を渡して、握手する。</w:t>
             </w:r>
           </w:p>
           <w:p>
@@ -3605,7 +3674,7 @@
                 <w:sz w:val="22"/>
                 <w:szCs w:val="22"/>
               </w:rPr>
-              <w:t xml:space="preserve">テロップ:見積・交渉</w:t>
+              <w:t xml:space="preserve">テロップ:成約</w:t>
             </w:r>
           </w:p>
           <w:p>
@@ -3620,7 +3689,22 @@
                 <w:sz w:val="20"/>
                 <w:szCs w:val="20"/>
               </w:rPr>
-              <w:t xml:space="preserve">ナレーション:決まれば、定期的に回収に行く取引先になります</w:t>
+              <w:t xml:space="preserve">ナレーション:決まったら、ここから定期的に回収に行きます</w:t>
+            </w:r>
+          </w:p>
+          <w:p>
+            <w:pPr>
+              <w:spacing w:after="40" w:before="0" w:line="280"/>
+            </w:pPr>
+            <w:r>
+              <w:rPr>
+                <w:rFonts w:ascii="Noto Sans CJK JP" w:cs="Noto Sans CJK JP" w:eastAsia="Noto Sans CJK JP" w:hAnsi="Noto Sans CJK JP"/>
+                <w:b/>
+                <w:bCs/>
+                <w:sz w:val="22"/>
+                <w:szCs w:val="22"/>
+              </w:rPr>
+              <w:t xml:space="preserve">テロップ:このお客さんが、ずっと続く</w:t>
             </w:r>
           </w:p>
         </w:tc>
@@ -3665,7 +3749,7 @@
                 <w:sz w:val="18"/>
                 <w:szCs w:val="18"/>
               </w:rPr>
-              <w:t xml:space="preserve">0:30</w:t>
+              <w:t xml:space="preserve">0:27</w:t>
             </w:r>
           </w:p>
           <w:p>
@@ -3678,7 +3762,7 @@
                 <w:sz w:val="18"/>
                 <w:szCs w:val="18"/>
               </w:rPr>
-              <w:t xml:space="preserve">〜0:34</w:t>
+              <w:t xml:space="preserve">〜0:31</w:t>
             </w:r>
           </w:p>
           <w:p>
@@ -3706,7 +3790,7 @@
                 <w:sz w:val="18"/>
                 <w:szCs w:val="18"/>
               </w:rPr>
-              <w:t xml:space="preserve">0:34</w:t>
+              <w:t xml:space="preserve">0:31</w:t>
             </w:r>
           </w:p>
         </w:tc>
@@ -3726,7 +3810,7 @@
           <w:sz w:val="22"/>
           <w:szCs w:val="22"/>
         </w:rPr>
-        <w:t xml:space="preserve">企画004 買取営業の1日(密着) C-10〜C-12</w:t>
+        <w:t xml:space="preserve">企画004 売らない営業マンの1日(密着) C-10〜C-12</w:t>
       </w:r>
     </w:p>
     <w:tbl>
@@ -4032,7 +4116,7 @@
                 <w:sz w:val="20"/>
                 <w:szCs w:val="20"/>
               </w:rPr>
-              <w:t xml:space="preserve">ナレーション:回収はドライバーチームの仕事。営業は商談に集中できます</w:t>
+              <w:t xml:space="preserve">ナレーション:回収はドライバーチームの仕事。ぼくは次の商談へ</w:t>
             </w:r>
           </w:p>
         </w:tc>
@@ -4064,7 +4148,7 @@
                 <w:sz w:val="24"/>
                 <w:szCs w:val="24"/>
               </w:rPr>
-              <w:t xml:space="preserve">4 秒</w:t>
+              <w:t xml:space="preserve">3 秒</w:t>
             </w:r>
           </w:p>
           <w:p>
@@ -4077,7 +4161,7 @@
                 <w:sz w:val="18"/>
                 <w:szCs w:val="18"/>
               </w:rPr>
-              <w:t xml:space="preserve">0:34</w:t>
+              <w:t xml:space="preserve">0:31</w:t>
             </w:r>
           </w:p>
           <w:p>
@@ -4090,7 +4174,7 @@
                 <w:sz w:val="18"/>
                 <w:szCs w:val="18"/>
               </w:rPr>
-              <w:t xml:space="preserve">〜0:38</w:t>
+              <w:t xml:space="preserve">〜0:34</w:t>
             </w:r>
           </w:p>
           <w:p>
@@ -4118,7 +4202,7 @@
                 <w:sz w:val="18"/>
                 <w:szCs w:val="18"/>
               </w:rPr>
-              <w:t xml:space="preserve">0:38</w:t>
+              <w:t xml:space="preserve">0:34</w:t>
             </w:r>
           </w:p>
         </w:tc>
@@ -4261,7 +4345,7 @@
                 <w:sz w:val="20"/>
                 <w:szCs w:val="20"/>
               </w:rPr>
-              <w:t xml:space="preserve">先輩と話す。</w:t>
+              <w:t xml:space="preserve">先輩と話して笑う。</w:t>
             </w:r>
           </w:p>
           <w:p>
@@ -4335,7 +4419,7 @@
                 <w:sz w:val="20"/>
                 <w:szCs w:val="20"/>
               </w:rPr>
-              <w:t xml:space="preserve">ナレーション:先輩に今日の商談を報告します</w:t>
+              <w:t xml:space="preserve">ナレーション:先輩に報告。別の拠点も紹介してもらえそう(仮案)</w:t>
             </w:r>
           </w:p>
         </w:tc>
@@ -4380,7 +4464,7 @@
                 <w:sz w:val="18"/>
                 <w:szCs w:val="18"/>
               </w:rPr>
-              <w:t xml:space="preserve">0:38</w:t>
+              <w:t xml:space="preserve">0:34</w:t>
             </w:r>
           </w:p>
           <w:p>
@@ -4393,7 +4477,7 @@
                 <w:sz w:val="18"/>
                 <w:szCs w:val="18"/>
               </w:rPr>
-              <w:t xml:space="preserve">〜0:42</w:t>
+              <w:t xml:space="preserve">〜0:38</w:t>
             </w:r>
           </w:p>
           <w:p>
@@ -4421,7 +4505,7 @@
                 <w:sz w:val="18"/>
                 <w:szCs w:val="18"/>
               </w:rPr>
-              <w:t xml:space="preserve">0:42</w:t>
+              <w:t xml:space="preserve">0:38</w:t>
             </w:r>
           </w:p>
         </w:tc>
@@ -4638,7 +4722,7 @@
                 <w:sz w:val="20"/>
                 <w:szCs w:val="20"/>
               </w:rPr>
-              <w:t xml:space="preserve">ナレーション:土日祝はお休み。年間休日は123日です</w:t>
+              <w:t xml:space="preserve">ナレーション:土日祝は休み。年間休日123日です</w:t>
             </w:r>
           </w:p>
         </w:tc>
@@ -4683,7 +4767,7 @@
                 <w:sz w:val="18"/>
                 <w:szCs w:val="18"/>
               </w:rPr>
-              <w:t xml:space="preserve">0:42</w:t>
+              <w:t xml:space="preserve">0:38</w:t>
             </w:r>
           </w:p>
           <w:p>
@@ -4696,7 +4780,7 @@
                 <w:sz w:val="18"/>
                 <w:szCs w:val="18"/>
               </w:rPr>
-              <w:t xml:space="preserve">〜0:45</w:t>
+              <w:t xml:space="preserve">〜0:41</w:t>
             </w:r>
           </w:p>
           <w:p>
@@ -4724,7 +4808,7 @@
                 <w:sz w:val="18"/>
                 <w:szCs w:val="18"/>
               </w:rPr>
-              <w:t xml:space="preserve">0:45</w:t>
+              <w:t xml:space="preserve">0:41</w:t>
             </w:r>
           </w:p>
         </w:tc>
@@ -4744,7 +4828,7 @@
           <w:sz w:val="22"/>
           <w:szCs w:val="22"/>
         </w:rPr>
-        <w:t xml:space="preserve">企画004 買取営業の1日(密着) C-13〜C-13</w:t>
+        <w:t xml:space="preserve">企画004 売らない営業マンの1日(密着) C-13〜C-13</w:t>
       </w:r>
     </w:p>
     <w:tbl>
@@ -5050,7 +5134,7 @@
                 <w:sz w:val="22"/>
                 <w:szCs w:val="22"/>
               </w:rPr>
-              <w:t xml:space="preserve">セリフ:新日本リプラスでは、営業を募集中です!</w:t>
+              <w:t xml:space="preserve">セリフ:売らない営業、やってみませんか?</w:t>
             </w:r>
           </w:p>
         </w:tc>
@@ -5095,7 +5179,7 @@
                 <w:sz w:val="18"/>
                 <w:szCs w:val="18"/>
               </w:rPr>
-              <w:t xml:space="preserve">0:45</w:t>
+              <w:t xml:space="preserve">0:41</w:t>
             </w:r>
           </w:p>
           <w:p>
@@ -5108,7 +5192,7 @@
                 <w:sz w:val="18"/>
                 <w:szCs w:val="18"/>
               </w:rPr>
-              <w:t xml:space="preserve">〜0:49</w:t>
+              <w:t xml:space="preserve">〜0:45</w:t>
             </w:r>
           </w:p>
           <w:p>
@@ -5136,7 +5220,7 @@
                 <w:sz w:val="18"/>
                 <w:szCs w:val="18"/>
               </w:rPr>
-              <w:t xml:space="preserve">0:49</w:t>
+              <w:t xml:space="preserve">0:45</w:t>
             </w:r>
           </w:p>
         </w:tc>
